--- a/USE THIS TO PUSH DONT DELETE.docx
+++ b/USE THIS TO PUSH DONT DELETE.docx
@@ -4,7 +4,7 @@
   <w:body>
     <w:p>
       <w:r>
-        <w:t>cd "C:\Users\pvdou\Desktop\kinde"</w:t>
+        <w:t>cd "C:\Users\pvdou\Desktop\Kindev2-clean"</w:t>
       </w:r>
     </w:p>
     <w:p>
